--- a/docs/Бунделев_Dipl.docx
+++ b/docs/Бунделев_Dipl.docx
@@ -5884,6 +5884,318 @@
     </w:p>
     <w:p>
       <w:pPr>
+        <w:ind w:firstLine="709"/>
+        <w:jc w:val="both"/>
+        <w:rPr>
+          <w:lang w:val="ru-RU"/>
+        </w:rPr>
+      </w:pPr>
+      <w:r>
+        <w:rPr>
+          <w:lang w:val="ru-RU"/>
+        </w:rPr>
+        <w:t>Выпускная квалификационная работа изложена на 43 страницах формата А4, содержит 35 иллюстраций, список использованных источников и приложения.</w:t>
+      </w:r>
+      <w:r>
+        <w:rPr>
+          <w:lang w:val="ru-RU"/>
+        </w:rPr>
+        <w:br/>
+        <w:t>Объект исследования — процессы управления жизненным циклом учебных проектов в образовательной среде.</w:t>
+      </w:r>
+      <w:r>
+        <w:rPr>
+          <w:lang w:val="ru-RU"/>
+        </w:rPr>
+        <w:t xml:space="preserve"> </w:t>
+      </w:r>
+    </w:p>
+    <w:p>
+      <w:pPr>
+        <w:ind w:firstLine="709"/>
+        <w:jc w:val="both"/>
+        <w:rPr>
+          <w:lang w:val="ru-RU"/>
+        </w:rPr>
+      </w:pPr>
+      <w:r>
+        <w:rPr>
+          <w:lang w:val="ru-RU"/>
+        </w:rPr>
+        <w:t>Цель работы — разработка кроссплатформенного программного решения для управления учебными проектами и автоматизации взаимодействия преподавателей и студентов.</w:t>
+      </w:r>
+    </w:p>
+    <w:p>
+      <w:pPr>
+        <w:ind w:firstLine="709"/>
+        <w:jc w:val="both"/>
+        <w:rPr>
+          <w:lang w:val="ru-RU"/>
+        </w:rPr>
+      </w:pPr>
+      <w:r>
+        <w:rPr>
+          <w:lang w:val="ru-RU"/>
+        </w:rPr>
+        <w:t xml:space="preserve">ВКР содержит три раздела. В первом разделе выполнен анализ предметной области и существующих аналогов. Во втором разделе сформулированы функциональные и нефункциональные требования, обоснован выбор технологического стека (REST API, </w:t>
+      </w:r>
+      <w:proofErr w:type="spellStart"/>
+      <w:r>
+        <w:rPr>
+          <w:lang w:val="ru-RU"/>
+        </w:rPr>
+        <w:t>WebSocket</w:t>
+      </w:r>
+      <w:proofErr w:type="spellEnd"/>
+      <w:r>
+        <w:rPr>
+          <w:lang w:val="ru-RU"/>
+        </w:rPr>
+        <w:t>, СУБД, клиентская часть). Третий раздел посвящен проектированию архитектуры и базы данных, реализации серверной и клиентской частей, пользовательского интерфейса и вопросам развертывания системы.</w:t>
+      </w:r>
+    </w:p>
+    <w:p>
+      <w:pPr>
+        <w:ind w:firstLine="709"/>
+        <w:jc w:val="both"/>
+        <w:rPr>
+          <w:lang w:val="ru-RU"/>
+        </w:rPr>
+      </w:pPr>
+      <w:r>
+        <w:rPr>
+          <w:lang w:val="ru-RU"/>
+        </w:rPr>
+        <w:t xml:space="preserve">В ходе выполнения ВКР разработана информационная система </w:t>
+      </w:r>
+      <w:proofErr w:type="spellStart"/>
+      <w:r>
+        <w:rPr>
+          <w:lang w:val="ru-RU"/>
+        </w:rPr>
+        <w:t>Madprojects</w:t>
+      </w:r>
+      <w:proofErr w:type="spellEnd"/>
+      <w:r>
+        <w:rPr>
+          <w:lang w:val="ru-RU"/>
+        </w:rPr>
+        <w:t xml:space="preserve">, включающая </w:t>
+      </w:r>
+      <w:proofErr w:type="spellStart"/>
+      <w:r>
+        <w:rPr>
+          <w:lang w:val="ru-RU"/>
+        </w:rPr>
+        <w:t>backend</w:t>
+      </w:r>
+      <w:proofErr w:type="spellEnd"/>
+      <w:r>
+        <w:rPr>
+          <w:lang w:val="ru-RU"/>
+        </w:rPr>
+        <w:t xml:space="preserve"> на </w:t>
+      </w:r>
+      <w:proofErr w:type="spellStart"/>
+      <w:r>
+        <w:rPr>
+          <w:lang w:val="ru-RU"/>
+        </w:rPr>
+        <w:t>Ktor</w:t>
+      </w:r>
+      <w:proofErr w:type="spellEnd"/>
+      <w:r>
+        <w:rPr>
+          <w:lang w:val="ru-RU"/>
+        </w:rPr>
+        <w:t xml:space="preserve"> с </w:t>
+      </w:r>
+      <w:proofErr w:type="spellStart"/>
+      <w:r>
+        <w:rPr>
+          <w:lang w:val="ru-RU"/>
+        </w:rPr>
+        <w:t>PostgreSQL</w:t>
+      </w:r>
+      <w:proofErr w:type="spellEnd"/>
+      <w:r>
+        <w:rPr>
+          <w:lang w:val="ru-RU"/>
+        </w:rPr>
+        <w:t xml:space="preserve"> и кроссплатформенный клиент на </w:t>
+      </w:r>
+      <w:proofErr w:type="spellStart"/>
+      <w:r>
+        <w:rPr>
+          <w:lang w:val="ru-RU"/>
+        </w:rPr>
+        <w:t>Kotlin</w:t>
+      </w:r>
+      <w:proofErr w:type="spellEnd"/>
+      <w:r>
+        <w:rPr>
+          <w:lang w:val="ru-RU"/>
+        </w:rPr>
+        <w:t xml:space="preserve"> </w:t>
+      </w:r>
+      <w:proofErr w:type="spellStart"/>
+      <w:r>
+        <w:rPr>
+          <w:lang w:val="ru-RU"/>
+        </w:rPr>
+        <w:t>Multiplatform</w:t>
+      </w:r>
+      <w:proofErr w:type="spellEnd"/>
+      <w:r>
+        <w:rPr>
+          <w:lang w:val="ru-RU"/>
+        </w:rPr>
+        <w:t xml:space="preserve">. Реализованы авторизация пользователей, управление проектами и ролями участников, канбан-доска, спринты, встроенный мессенджер, мониторинг активности и интеграция с </w:t>
+      </w:r>
+      <w:proofErr w:type="spellStart"/>
+      <w:r>
+        <w:rPr>
+          <w:lang w:val="ru-RU"/>
+        </w:rPr>
+        <w:t>GitHub</w:t>
+      </w:r>
+      <w:proofErr w:type="spellEnd"/>
+      <w:r>
+        <w:rPr>
+          <w:lang w:val="ru-RU"/>
+        </w:rPr>
+        <w:t xml:space="preserve"> для анализа вклада участников. Для практического использования предусмотрен сценарий деплоя в контейнерной инфраструктуре </w:t>
+      </w:r>
+      <w:proofErr w:type="spellStart"/>
+      <w:r>
+        <w:rPr>
+          <w:lang w:val="ru-RU"/>
+        </w:rPr>
+        <w:t>Docker</w:t>
+      </w:r>
+      <w:proofErr w:type="spellEnd"/>
+      <w:r>
+        <w:rPr>
+          <w:lang w:val="ru-RU"/>
+        </w:rPr>
+        <w:t xml:space="preserve"> </w:t>
+      </w:r>
+      <w:proofErr w:type="spellStart"/>
+      <w:r>
+        <w:rPr>
+          <w:lang w:val="ru-RU"/>
+        </w:rPr>
+        <w:t>Compose</w:t>
+      </w:r>
+      <w:proofErr w:type="spellEnd"/>
+      <w:r>
+        <w:rPr>
+          <w:lang w:val="ru-RU"/>
+        </w:rPr>
+        <w:t>.</w:t>
+      </w:r>
+    </w:p>
+    <w:p>
+      <w:pPr>
+        <w:ind w:firstLine="709"/>
+        <w:jc w:val="both"/>
+        <w:rPr>
+          <w:lang w:val="ru-RU"/>
+        </w:rPr>
+      </w:pPr>
+      <w:r>
+        <w:rPr>
+          <w:lang w:val="ru-RU"/>
+        </w:rPr>
+        <w:t xml:space="preserve">Ключевые слова: управление учебными проектами, </w:t>
+      </w:r>
+      <w:proofErr w:type="spellStart"/>
+      <w:r>
+        <w:rPr>
+          <w:lang w:val="ru-RU"/>
+        </w:rPr>
+        <w:t>Kotlin</w:t>
+      </w:r>
+      <w:proofErr w:type="spellEnd"/>
+      <w:r>
+        <w:rPr>
+          <w:lang w:val="ru-RU"/>
+        </w:rPr>
+        <w:t xml:space="preserve"> </w:t>
+      </w:r>
+      <w:proofErr w:type="spellStart"/>
+      <w:r>
+        <w:rPr>
+          <w:lang w:val="ru-RU"/>
+        </w:rPr>
+        <w:t>Multiplatform</w:t>
+      </w:r>
+      <w:proofErr w:type="spellEnd"/>
+      <w:r>
+        <w:rPr>
+          <w:lang w:val="ru-RU"/>
+        </w:rPr>
+        <w:t xml:space="preserve">, </w:t>
+      </w:r>
+      <w:proofErr w:type="spellStart"/>
+      <w:r>
+        <w:rPr>
+          <w:lang w:val="ru-RU"/>
+        </w:rPr>
+        <w:t>Ktor</w:t>
+      </w:r>
+      <w:proofErr w:type="spellEnd"/>
+      <w:r>
+        <w:rPr>
+          <w:lang w:val="ru-RU"/>
+        </w:rPr>
+        <w:t xml:space="preserve">, </w:t>
+      </w:r>
+      <w:proofErr w:type="spellStart"/>
+      <w:r>
+        <w:rPr>
+          <w:lang w:val="ru-RU"/>
+        </w:rPr>
+        <w:t>PostgreSQL</w:t>
+      </w:r>
+      <w:proofErr w:type="spellEnd"/>
+      <w:r>
+        <w:rPr>
+          <w:lang w:val="ru-RU"/>
+        </w:rPr>
+        <w:t xml:space="preserve">, </w:t>
+      </w:r>
+      <w:proofErr w:type="spellStart"/>
+      <w:r>
+        <w:rPr>
+          <w:lang w:val="ru-RU"/>
+        </w:rPr>
+        <w:t>WebSocket</w:t>
+      </w:r>
+      <w:proofErr w:type="spellEnd"/>
+      <w:r>
+        <w:rPr>
+          <w:lang w:val="ru-RU"/>
+        </w:rPr>
+        <w:t xml:space="preserve">, канбан, спринты, </w:t>
+      </w:r>
+      <w:proofErr w:type="spellStart"/>
+      <w:r>
+        <w:rPr>
+          <w:lang w:val="ru-RU"/>
+        </w:rPr>
+        <w:t>GitHub</w:t>
+      </w:r>
+      <w:proofErr w:type="spellEnd"/>
+      <w:r>
+        <w:rPr>
+          <w:lang w:val="ru-RU"/>
+        </w:rPr>
+        <w:t>, образовательная информационная система.</w:t>
+      </w:r>
+    </w:p>
+    <w:p>
+      <w:pPr>
         <w:jc w:val="both"/>
         <w:rPr>
           <w:lang w:val="ru-RU"/>
@@ -5976,7 +6288,7 @@
           <w:r>
             <w:fldChar w:fldCharType="separate"/>
           </w:r>
-          <w:hyperlink w:anchor="_Toc226447397" w:history="1">
+          <w:hyperlink w:anchor="_Toc227868905" w:history="1">
             <w:r>
               <w:rPr>
                 <w:rStyle w:val="af2"/>
@@ -6018,7 +6330,7 @@
                 <w:noProof/>
                 <w:webHidden/>
               </w:rPr>
-              <w:instrText xml:space="preserve"> PAGEREF _Toc226447397 \h </w:instrText>
+              <w:instrText xml:space="preserve"> PAGEREF _Toc227868905 \h </w:instrText>
             </w:r>
             <w:r>
               <w:rPr>
@@ -6058,7 +6370,7 @@
               <w:lang w:val="ru-RU" w:eastAsia="ru-RU"/>
             </w:rPr>
           </w:pPr>
-          <w:hyperlink w:anchor="_Toc226447398" w:history="1">
+          <w:hyperlink w:anchor="_Toc227868906" w:history="1">
             <w:r>
               <w:rPr>
                 <w:rStyle w:val="af2"/>
@@ -6085,7 +6397,7 @@
                 <w:noProof/>
                 <w:webHidden/>
               </w:rPr>
-              <w:instrText xml:space="preserve"> PAGEREF _Toc226447398 \h </w:instrText>
+              <w:instrText xml:space="preserve"> PAGEREF _Toc227868906 \h </w:instrText>
             </w:r>
             <w:r>
               <w:rPr>
@@ -6125,7 +6437,7 @@
               <w:lang w:val="ru-RU" w:eastAsia="ru-RU"/>
             </w:rPr>
           </w:pPr>
-          <w:hyperlink w:anchor="_Toc226447399" w:history="1">
+          <w:hyperlink w:anchor="_Toc227868907" w:history="1">
             <w:r>
               <w:rPr>
                 <w:rStyle w:val="af2"/>
@@ -6152,7 +6464,7 @@
                 <w:noProof/>
                 <w:webHidden/>
               </w:rPr>
-              <w:instrText xml:space="preserve"> PAGEREF _Toc226447399 \h </w:instrText>
+              <w:instrText xml:space="preserve"> PAGEREF _Toc227868907 \h </w:instrText>
             </w:r>
             <w:r>
               <w:rPr>
@@ -6192,7 +6504,7 @@
               <w:lang w:val="ru-RU" w:eastAsia="ru-RU"/>
             </w:rPr>
           </w:pPr>
-          <w:hyperlink w:anchor="_Toc226447400" w:history="1">
+          <w:hyperlink w:anchor="_Toc227868908" w:history="1">
             <w:r>
               <w:rPr>
                 <w:rStyle w:val="af2"/>
@@ -6219,7 +6531,7 @@
                 <w:noProof/>
                 <w:webHidden/>
               </w:rPr>
-              <w:instrText xml:space="preserve"> PAGEREF _Toc226447400 \h </w:instrText>
+              <w:instrText xml:space="preserve"> PAGEREF _Toc227868908 \h </w:instrText>
             </w:r>
             <w:r>
               <w:rPr>
@@ -6259,7 +6571,7 @@
               <w:lang w:val="ru-RU" w:eastAsia="ru-RU"/>
             </w:rPr>
           </w:pPr>
-          <w:hyperlink w:anchor="_Toc226447401" w:history="1">
+          <w:hyperlink w:anchor="_Toc227868909" w:history="1">
             <w:r>
               <w:rPr>
                 <w:rStyle w:val="af2"/>
@@ -6286,7 +6598,7 @@
                 <w:noProof/>
                 <w:webHidden/>
               </w:rPr>
-              <w:instrText xml:space="preserve"> PAGEREF _Toc226447401 \h </w:instrText>
+              <w:instrText xml:space="preserve"> PAGEREF _Toc227868909 \h </w:instrText>
             </w:r>
             <w:r>
               <w:rPr>
@@ -6326,7 +6638,7 @@
               <w:lang w:val="ru-RU" w:eastAsia="ru-RU"/>
             </w:rPr>
           </w:pPr>
-          <w:hyperlink w:anchor="_Toc226447402" w:history="1">
+          <w:hyperlink w:anchor="_Toc227868910" w:history="1">
             <w:r>
               <w:rPr>
                 <w:rStyle w:val="af2"/>
@@ -6353,7 +6665,7 @@
                 <w:noProof/>
                 <w:webHidden/>
               </w:rPr>
-              <w:instrText xml:space="preserve"> PAGEREF _Toc226447402 \h </w:instrText>
+              <w:instrText xml:space="preserve"> PAGEREF _Toc227868910 \h </w:instrText>
             </w:r>
             <w:r>
               <w:rPr>
@@ -6393,7 +6705,7 @@
               <w:lang w:val="ru-RU" w:eastAsia="ru-RU"/>
             </w:rPr>
           </w:pPr>
-          <w:hyperlink w:anchor="_Toc226447403" w:history="1">
+          <w:hyperlink w:anchor="_Toc227868911" w:history="1">
             <w:r>
               <w:rPr>
                 <w:rStyle w:val="af2"/>
@@ -6420,7 +6732,7 @@
                 <w:noProof/>
                 <w:webHidden/>
               </w:rPr>
-              <w:instrText xml:space="preserve"> PAGEREF _Toc226447403 \h </w:instrText>
+              <w:instrText xml:space="preserve"> PAGEREF _Toc227868911 \h </w:instrText>
             </w:r>
             <w:r>
               <w:rPr>
@@ -6460,7 +6772,7 @@
               <w:lang w:val="ru-RU" w:eastAsia="ru-RU"/>
             </w:rPr>
           </w:pPr>
-          <w:hyperlink w:anchor="_Toc226447404" w:history="1">
+          <w:hyperlink w:anchor="_Toc227868912" w:history="1">
             <w:r>
               <w:rPr>
                 <w:rStyle w:val="af2"/>
@@ -6487,7 +6799,7 @@
                 <w:noProof/>
                 <w:webHidden/>
               </w:rPr>
-              <w:instrText xml:space="preserve"> PAGEREF _Toc226447404 \h </w:instrText>
+              <w:instrText xml:space="preserve"> PAGEREF _Toc227868912 \h </w:instrText>
             </w:r>
             <w:r>
               <w:rPr>
@@ -6527,7 +6839,7 @@
               <w:lang w:val="ru-RU" w:eastAsia="ru-RU"/>
             </w:rPr>
           </w:pPr>
-          <w:hyperlink w:anchor="_Toc226447405" w:history="1">
+          <w:hyperlink w:anchor="_Toc227868913" w:history="1">
             <w:r>
               <w:rPr>
                 <w:rStyle w:val="af2"/>
@@ -6554,7 +6866,7 @@
                 <w:noProof/>
                 <w:webHidden/>
               </w:rPr>
-              <w:instrText xml:space="preserve"> PAGEREF _Toc226447405 \h </w:instrText>
+              <w:instrText xml:space="preserve"> PAGEREF _Toc227868913 \h </w:instrText>
             </w:r>
             <w:r>
               <w:rPr>
@@ -6594,7 +6906,7 @@
               <w:lang w:val="ru-RU" w:eastAsia="ru-RU"/>
             </w:rPr>
           </w:pPr>
-          <w:hyperlink w:anchor="_Toc226447406" w:history="1">
+          <w:hyperlink w:anchor="_Toc227868914" w:history="1">
             <w:r>
               <w:rPr>
                 <w:rStyle w:val="af2"/>
@@ -6621,7 +6933,7 @@
                 <w:noProof/>
                 <w:webHidden/>
               </w:rPr>
-              <w:instrText xml:space="preserve"> PAGEREF _Toc226447406 \h </w:instrText>
+              <w:instrText xml:space="preserve"> PAGEREF _Toc227868914 \h </w:instrText>
             </w:r>
             <w:r>
               <w:rPr>
@@ -6661,7 +6973,7 @@
               <w:lang w:val="ru-RU" w:eastAsia="ru-RU"/>
             </w:rPr>
           </w:pPr>
-          <w:hyperlink w:anchor="_Toc226447407" w:history="1">
+          <w:hyperlink w:anchor="_Toc227868915" w:history="1">
             <w:r>
               <w:rPr>
                 <w:rStyle w:val="af2"/>
@@ -6688,7 +7000,7 @@
                 <w:noProof/>
                 <w:webHidden/>
               </w:rPr>
-              <w:instrText xml:space="preserve"> PAGEREF _Toc226447407 \h </w:instrText>
+              <w:instrText xml:space="preserve"> PAGEREF _Toc227868915 \h </w:instrText>
             </w:r>
             <w:r>
               <w:rPr>
@@ -6728,7 +7040,7 @@
               <w:lang w:val="ru-RU" w:eastAsia="ru-RU"/>
             </w:rPr>
           </w:pPr>
-          <w:hyperlink w:anchor="_Toc226447408" w:history="1">
+          <w:hyperlink w:anchor="_Toc227868916" w:history="1">
             <w:r>
               <w:rPr>
                 <w:rStyle w:val="af2"/>
@@ -6755,7 +7067,7 @@
                 <w:noProof/>
                 <w:webHidden/>
               </w:rPr>
-              <w:instrText xml:space="preserve"> PAGEREF _Toc226447408 \h </w:instrText>
+              <w:instrText xml:space="preserve"> PAGEREF _Toc227868916 \h </w:instrText>
             </w:r>
             <w:r>
               <w:rPr>
@@ -6795,7 +7107,7 @@
               <w:lang w:val="ru-RU" w:eastAsia="ru-RU"/>
             </w:rPr>
           </w:pPr>
-          <w:hyperlink w:anchor="_Toc226447409" w:history="1">
+          <w:hyperlink w:anchor="_Toc227868917" w:history="1">
             <w:r>
               <w:rPr>
                 <w:rStyle w:val="af2"/>
@@ -6822,7 +7134,7 @@
                 <w:noProof/>
                 <w:webHidden/>
               </w:rPr>
-              <w:instrText xml:space="preserve"> PAGEREF _Toc226447409 \h </w:instrText>
+              <w:instrText xml:space="preserve"> PAGEREF _Toc227868917 \h </w:instrText>
             </w:r>
             <w:r>
               <w:rPr>
@@ -6862,13 +7174,13 @@
               <w:lang w:val="ru-RU" w:eastAsia="ru-RU"/>
             </w:rPr>
           </w:pPr>
-          <w:hyperlink w:anchor="_Toc226447410" w:history="1">
+          <w:hyperlink w:anchor="_Toc227868918" w:history="1">
             <w:r>
               <w:rPr>
                 <w:rStyle w:val="af2"/>
                 <w:noProof/>
               </w:rPr>
-              <w:t>3.4 Веб-приложение</w:t>
+              <w:t>3.4 Приложение</w:t>
             </w:r>
             <w:r>
               <w:rPr>
@@ -6889,7 +7201,7 @@
                 <w:noProof/>
                 <w:webHidden/>
               </w:rPr>
-              <w:instrText xml:space="preserve"> PAGEREF _Toc226447410 \h </w:instrText>
+              <w:instrText xml:space="preserve"> PAGEREF _Toc227868918 \h </w:instrText>
             </w:r>
             <w:r>
               <w:rPr>
@@ -6929,7 +7241,7 @@
               <w:lang w:val="ru-RU" w:eastAsia="ru-RU"/>
             </w:rPr>
           </w:pPr>
-          <w:hyperlink w:anchor="_Toc226447411" w:history="1">
+          <w:hyperlink w:anchor="_Toc227868919" w:history="1">
             <w:r>
               <w:rPr>
                 <w:rStyle w:val="af2"/>
@@ -6956,7 +7268,7 @@
                 <w:noProof/>
                 <w:webHidden/>
               </w:rPr>
-              <w:instrText xml:space="preserve"> PAGEREF _Toc226447411 \h </w:instrText>
+              <w:instrText xml:space="preserve"> PAGEREF _Toc227868919 \h </w:instrText>
             </w:r>
             <w:r>
               <w:rPr>
@@ -6996,7 +7308,7 @@
               <w:lang w:val="ru-RU" w:eastAsia="ru-RU"/>
             </w:rPr>
           </w:pPr>
-          <w:hyperlink w:anchor="_Toc226447412" w:history="1">
+          <w:hyperlink w:anchor="_Toc227868920" w:history="1">
             <w:r>
               <w:rPr>
                 <w:rStyle w:val="af2"/>
@@ -7023,7 +7335,7 @@
                 <w:noProof/>
                 <w:webHidden/>
               </w:rPr>
-              <w:instrText xml:space="preserve"> PAGEREF _Toc226447412 \h </w:instrText>
+              <w:instrText xml:space="preserve"> PAGEREF _Toc227868920 \h </w:instrText>
             </w:r>
             <w:r>
               <w:rPr>
@@ -7257,7 +7569,7 @@
         </w:numPr>
       </w:pPr>
       <w:bookmarkStart w:id="0" w:name="_Toc197039063"/>
-      <w:bookmarkStart w:id="1" w:name="_Toc226447397"/>
+      <w:bookmarkStart w:id="1" w:name="_Toc227868905"/>
       <w:r>
         <w:lastRenderedPageBreak/>
         <w:t xml:space="preserve">Анализ предметной области и </w:t>
@@ -7273,7 +7585,7 @@
         <w:pStyle w:val="1"/>
         <w:ind w:firstLine="708"/>
       </w:pPr>
-      <w:bookmarkStart w:id="2" w:name="_Toc226447398"/>
+      <w:bookmarkStart w:id="2" w:name="_Toc227868906"/>
       <w:r>
         <w:t>1.1 Анализ предметной области</w:t>
       </w:r>
@@ -7398,7 +7710,7 @@
         <w:pStyle w:val="1"/>
         <w:ind w:firstLine="708"/>
       </w:pPr>
-      <w:bookmarkStart w:id="3" w:name="_Toc226447399"/>
+      <w:bookmarkStart w:id="3" w:name="_Toc227868907"/>
       <w:r>
         <w:t>1.2 Анализ конкурентов</w:t>
       </w:r>
@@ -8389,7 +8701,7 @@
       </w:pPr>
       <w:bookmarkStart w:id="4" w:name="_Toc197039069"/>
       <w:bookmarkStart w:id="5" w:name="_Toc198644606"/>
-      <w:bookmarkStart w:id="6" w:name="_Toc226447400"/>
+      <w:bookmarkStart w:id="6" w:name="_Toc227868908"/>
       <w:r>
         <w:t xml:space="preserve">2. </w:t>
       </w:r>
@@ -8405,7 +8717,7 @@
         <w:pStyle w:val="1"/>
         <w:ind w:firstLine="708"/>
       </w:pPr>
-      <w:bookmarkStart w:id="7" w:name="_Toc226447401"/>
+      <w:bookmarkStart w:id="7" w:name="_Toc227868909"/>
       <w:r>
         <w:t xml:space="preserve">2.1 </w:t>
       </w:r>
@@ -8426,7 +8738,7 @@
         <w:pStyle w:val="1"/>
         <w:ind w:firstLine="708"/>
       </w:pPr>
-      <w:bookmarkStart w:id="8" w:name="_Toc226447402"/>
+      <w:bookmarkStart w:id="8" w:name="_Toc227868910"/>
       <w:r>
         <w:t>2.2 Выбор стека используемых технологий</w:t>
       </w:r>
@@ -8437,7 +8749,7 @@
         <w:pStyle w:val="1"/>
         <w:ind w:firstLine="708"/>
       </w:pPr>
-      <w:bookmarkStart w:id="9" w:name="_Toc226447403"/>
+      <w:bookmarkStart w:id="9" w:name="_Toc227868911"/>
       <w:r>
         <w:t xml:space="preserve">2.2.1 </w:t>
       </w:r>
@@ -8839,7 +9151,7 @@
         <w:pStyle w:val="1"/>
         <w:ind w:firstLine="708"/>
       </w:pPr>
-      <w:bookmarkStart w:id="10" w:name="_Toc226447404"/>
+      <w:bookmarkStart w:id="10" w:name="_Toc227868912"/>
       <w:r>
         <w:lastRenderedPageBreak/>
         <w:t>2.</w:t>
@@ -9048,7 +9360,7 @@
         <w:pStyle w:val="1"/>
         <w:ind w:firstLine="708"/>
       </w:pPr>
-      <w:bookmarkStart w:id="11" w:name="_Toc226447405"/>
+      <w:bookmarkStart w:id="11" w:name="_Toc227868913"/>
       <w:r>
         <w:t>2.2</w:t>
       </w:r>
@@ -9775,7 +10087,7 @@
         <w:pStyle w:val="1"/>
         <w:ind w:firstLine="708"/>
       </w:pPr>
-      <w:bookmarkStart w:id="12" w:name="_Toc226447406"/>
+      <w:bookmarkStart w:id="12" w:name="_Toc227868914"/>
       <w:r>
         <w:lastRenderedPageBreak/>
         <w:t xml:space="preserve">3. </w:t>
@@ -9790,7 +10102,7 @@
         <w:pStyle w:val="1"/>
         <w:ind w:firstLine="708"/>
       </w:pPr>
-      <w:bookmarkStart w:id="13" w:name="_Toc226447407"/>
+      <w:bookmarkStart w:id="13" w:name="_Toc227868915"/>
       <w:r>
         <w:t>3.1</w:t>
       </w:r>
@@ -10015,7 +10327,7 @@
         <w:pStyle w:val="1"/>
         <w:ind w:firstLine="708"/>
       </w:pPr>
-      <w:bookmarkStart w:id="14" w:name="_Toc226447408"/>
+      <w:bookmarkStart w:id="14" w:name="_Toc227868916"/>
       <w:r>
         <w:t>3.2 С</w:t>
       </w:r>
@@ -10540,7 +10852,7 @@
         <w:pStyle w:val="1"/>
         <w:ind w:firstLine="708"/>
       </w:pPr>
-      <w:bookmarkStart w:id="15" w:name="_Toc226447409"/>
+      <w:bookmarkStart w:id="15" w:name="_Toc227868917"/>
       <w:r>
         <w:t>3.3 Бэкенд</w:t>
       </w:r>
@@ -11934,7 +12246,7 @@
         <w:ind w:firstLine="708"/>
       </w:pPr>
       <w:bookmarkStart w:id="16" w:name="_Toc185961903"/>
-      <w:bookmarkStart w:id="17" w:name="_Toc226447410"/>
+      <w:bookmarkStart w:id="17" w:name="_Toc227868918"/>
       <w:r>
         <w:t>3</w:t>
       </w:r>
@@ -11945,9 +12257,12 @@
         <w:t>4</w:t>
       </w:r>
       <w:r>
-        <w:t xml:space="preserve"> Веб-приложение</w:t>
+        <w:t xml:space="preserve"> </w:t>
       </w:r>
       <w:bookmarkEnd w:id="16"/>
+      <w:r>
+        <w:t>Приложение</w:t>
+      </w:r>
       <w:bookmarkEnd w:id="17"/>
     </w:p>
     <w:p>
@@ -12719,7 +13034,7 @@
         <w:pStyle w:val="1"/>
         <w:ind w:firstLine="708"/>
       </w:pPr>
-      <w:bookmarkStart w:id="18" w:name="_Toc226447411"/>
+      <w:bookmarkStart w:id="18" w:name="_Toc227868919"/>
       <w:r>
         <w:t xml:space="preserve">3.5 Интерфейс </w:t>
       </w:r>
@@ -13368,7 +13683,6 @@
     </w:p>
     <w:p>
       <w:pPr>
-        <w:ind w:firstLine="709"/>
         <w:jc w:val="center"/>
       </w:pPr>
       <w:r>
@@ -13415,7 +13729,6 @@
     </w:p>
     <w:p>
       <w:pPr>
-        <w:ind w:firstLine="709"/>
         <w:jc w:val="center"/>
         <w:rPr>
           <w:lang w:val="ru-RU"/>
@@ -15451,7 +15764,7 @@
         <w:pStyle w:val="1"/>
         <w:ind w:firstLine="708"/>
       </w:pPr>
-      <w:bookmarkStart w:id="19" w:name="_Toc226447412"/>
+      <w:bookmarkStart w:id="19" w:name="_Toc227868920"/>
       <w:r>
         <w:lastRenderedPageBreak/>
         <w:t>3.6 Деплой</w:t>
@@ -16047,14 +16360,866 @@
     </w:p>
     <w:p>
       <w:pPr>
+        <w:spacing w:after="160" w:line="278" w:lineRule="auto"/>
+        <w:rPr>
+          <w:lang w:val="ru-RU"/>
+        </w:rPr>
+      </w:pPr>
+      <w:r>
+        <w:rPr>
+          <w:lang w:val="ru-RU"/>
+        </w:rPr>
+        <w:br w:type="page"/>
+      </w:r>
+    </w:p>
+    <w:p>
+      <w:pPr>
+        <w:pStyle w:val="1"/>
+        <w:jc w:val="center"/>
+      </w:pPr>
+      <w:r>
+        <w:lastRenderedPageBreak/>
+        <w:t>ЗАКЛЮЧЕНИЕ</w:t>
+      </w:r>
+    </w:p>
+    <w:p>
+      <w:pPr>
+        <w:ind w:firstLine="709"/>
         <w:jc w:val="both"/>
         <w:rPr>
           <w:lang w:val="ru-RU"/>
         </w:rPr>
       </w:pPr>
+      <w:r>
+        <w:rPr>
+          <w:lang w:val="ru-RU"/>
+        </w:rPr>
+        <w:t>В ходе выполнения выпускной квалификационной работы была разработана информационная система </w:t>
+      </w:r>
+      <w:proofErr w:type="spellStart"/>
+      <w:r>
+        <w:rPr>
+          <w:lang w:val="ru-RU"/>
+        </w:rPr>
+        <w:t>Madprojects</w:t>
+      </w:r>
+      <w:proofErr w:type="spellEnd"/>
+      <w:r>
+        <w:rPr>
+          <w:lang w:val="ru-RU"/>
+        </w:rPr>
+        <w:t>, предназначенная для управления жизненным циклом учебных проектов и автоматизации взаимодействия между студентами и преподавателями. Основной целью проекта являлось создание единой цифровой среды, объединяющей инструменты планирования, коммуникации, контроля выполнения задач и анализа активности участников.</w:t>
+      </w:r>
+    </w:p>
+    <w:p>
+      <w:pPr>
+        <w:ind w:firstLine="709"/>
+        <w:jc w:val="both"/>
+        <w:rPr>
+          <w:lang w:val="ru-RU"/>
+        </w:rPr>
+      </w:pPr>
+      <w:r>
+        <w:rPr>
+          <w:lang w:val="ru-RU"/>
+        </w:rPr>
+        <w:t>На начальном этапе были проанализированы предметная область и существующие решения для сопровождения проектной деятельности в образовании. Проведённый анализ позволил выделить ключевые требования к системе: поддержку ролей пользователей, прозрачный контроль прогресса, удобные средства командной работы и возможность объективной оценки вклада участников.</w:t>
+      </w:r>
+    </w:p>
+    <w:p>
+      <w:pPr>
+        <w:ind w:firstLine="709"/>
+        <w:jc w:val="both"/>
+        <w:rPr>
+          <w:lang w:val="ru-RU"/>
+        </w:rPr>
+      </w:pPr>
+      <w:r>
+        <w:rPr>
+          <w:lang w:val="ru-RU"/>
+        </w:rPr>
+        <w:t>В процессе проектирования была сформирована клиент-серверная архитектура приложения, определены структура данных и состав модулей. Серверная часть реализована на </w:t>
+      </w:r>
+      <w:proofErr w:type="spellStart"/>
+      <w:r>
+        <w:rPr>
+          <w:lang w:val="ru-RU"/>
+        </w:rPr>
+        <w:t>Kotlin</w:t>
+      </w:r>
+      <w:proofErr w:type="spellEnd"/>
+      <w:r>
+        <w:rPr>
+          <w:lang w:val="ru-RU"/>
+        </w:rPr>
+        <w:t>/</w:t>
+      </w:r>
+      <w:proofErr w:type="spellStart"/>
+      <w:r>
+        <w:rPr>
+          <w:lang w:val="ru-RU"/>
+        </w:rPr>
+        <w:t>Ktor</w:t>
+      </w:r>
+      <w:proofErr w:type="spellEnd"/>
+      <w:r>
+        <w:rPr>
+          <w:lang w:val="ru-RU"/>
+        </w:rPr>
+        <w:t> с использованием </w:t>
+      </w:r>
+      <w:proofErr w:type="spellStart"/>
+      <w:r>
+        <w:rPr>
+          <w:lang w:val="ru-RU"/>
+        </w:rPr>
+        <w:t>PostgreSQL</w:t>
+      </w:r>
+      <w:proofErr w:type="spellEnd"/>
+      <w:r>
+        <w:rPr>
+          <w:lang w:val="ru-RU"/>
+        </w:rPr>
+        <w:t> и ORM-слоя для работы с данными. В клиентской части применён подход </w:t>
+      </w:r>
+      <w:proofErr w:type="spellStart"/>
+      <w:r>
+        <w:rPr>
+          <w:lang w:val="ru-RU"/>
+        </w:rPr>
+        <w:t>Kotlin</w:t>
+      </w:r>
+      <w:proofErr w:type="spellEnd"/>
+      <w:r>
+        <w:rPr>
+          <w:lang w:val="ru-RU"/>
+        </w:rPr>
+        <w:t xml:space="preserve"> </w:t>
+      </w:r>
+      <w:proofErr w:type="spellStart"/>
+      <w:r>
+        <w:rPr>
+          <w:lang w:val="ru-RU"/>
+        </w:rPr>
+        <w:t>Multiplatform</w:t>
+      </w:r>
+      <w:proofErr w:type="spellEnd"/>
+      <w:r>
+        <w:rPr>
+          <w:lang w:val="ru-RU"/>
+        </w:rPr>
+        <w:t>, что позволило использовать общую бизнес-логику для разных платформ и обеспечить расширяемость решения.</w:t>
+      </w:r>
+    </w:p>
+    <w:p>
+      <w:pPr>
+        <w:ind w:firstLine="709"/>
+        <w:jc w:val="both"/>
+        <w:rPr>
+          <w:lang w:val="ru-RU"/>
+        </w:rPr>
+      </w:pPr>
+      <w:r>
+        <w:rPr>
+          <w:lang w:val="ru-RU"/>
+        </w:rPr>
+        <w:t xml:space="preserve">В рамках реализации разработаны основные функциональные подсистемы: регистрация и авторизация пользователей, управление проектами и составом команд, канбан-доска, </w:t>
+      </w:r>
+      <w:proofErr w:type="spellStart"/>
+      <w:r>
+        <w:rPr>
+          <w:lang w:val="ru-RU"/>
+        </w:rPr>
+        <w:t>спринтовое</w:t>
+      </w:r>
+      <w:proofErr w:type="spellEnd"/>
+      <w:r>
+        <w:rPr>
+          <w:lang w:val="ru-RU"/>
+        </w:rPr>
+        <w:t xml:space="preserve"> планирование, встроенный мессенджер, а также просмотр информации о проекте и его участниках. Дополнительно реализована интеграция с </w:t>
+      </w:r>
+      <w:proofErr w:type="spellStart"/>
+      <w:r>
+        <w:rPr>
+          <w:lang w:val="ru-RU"/>
+        </w:rPr>
+        <w:t>GitHub</w:t>
+      </w:r>
+      <w:proofErr w:type="spellEnd"/>
+      <w:r>
+        <w:rPr>
+          <w:lang w:val="ru-RU"/>
+        </w:rPr>
+        <w:t xml:space="preserve"> для получения данных об активности и коммитах, что повышает прозрачность оценки проектной работы.</w:t>
+      </w:r>
+    </w:p>
+    <w:p>
+      <w:pPr>
+        <w:ind w:firstLine="709"/>
+        <w:jc w:val="both"/>
+        <w:rPr>
+          <w:lang w:val="ru-RU"/>
+        </w:rPr>
+      </w:pPr>
+      <w:r>
+        <w:rPr>
+          <w:lang w:val="ru-RU"/>
+        </w:rPr>
+        <w:t xml:space="preserve">Для обеспечения практического применения выполнена подготовка к развертыванию системы в контейнерной инфраструктуре с использованием </w:t>
+      </w:r>
+      <w:proofErr w:type="spellStart"/>
+      <w:r>
+        <w:rPr>
+          <w:lang w:val="ru-RU"/>
+        </w:rPr>
+        <w:t>Docker</w:t>
+      </w:r>
+      <w:proofErr w:type="spellEnd"/>
+      <w:r>
+        <w:rPr>
+          <w:lang w:val="ru-RU"/>
+        </w:rPr>
+        <w:t xml:space="preserve"> </w:t>
+      </w:r>
+      <w:proofErr w:type="spellStart"/>
+      <w:r>
+        <w:rPr>
+          <w:lang w:val="ru-RU"/>
+        </w:rPr>
+        <w:t>Compose</w:t>
+      </w:r>
+      <w:proofErr w:type="spellEnd"/>
+      <w:r>
+        <w:rPr>
+          <w:lang w:val="ru-RU"/>
+        </w:rPr>
+        <w:t>. Это упростило запуск сервисов и повысило воспроизводимость окружения.</w:t>
+      </w:r>
+    </w:p>
+    <w:p>
+      <w:pPr>
+        <w:ind w:firstLine="709"/>
+        <w:jc w:val="both"/>
+        <w:rPr>
+          <w:lang w:val="ru-RU"/>
+        </w:rPr>
+      </w:pPr>
+      <w:r>
+        <w:rPr>
+          <w:lang w:val="ru-RU"/>
+        </w:rPr>
+        <w:t>Проведённая проверка ключевых пользовательских сценариев показала работоспособность реализованных функций и соответствие поставленным требованиям. Разработанное решение может быть использовано в образовательной среде для повышения управляемости учебных проектов, улучшения коммуникации между участниками и повышения объективности контроля результатов.</w:t>
+      </w:r>
+    </w:p>
+    <w:p>
+      <w:pPr>
+        <w:ind w:firstLine="709"/>
+        <w:jc w:val="both"/>
+        <w:rPr>
+          <w:lang w:val="ru-RU"/>
+        </w:rPr>
+      </w:pPr>
+      <w:r>
+        <w:rPr>
+          <w:lang w:val="ru-RU"/>
+        </w:rPr>
+        <w:t>При этом определены направления дальнейшего развития системы:</w:t>
+      </w:r>
+    </w:p>
+    <w:p>
+      <w:pPr>
+        <w:numPr>
+          <w:ilvl w:val="0"/>
+          <w:numId w:val="21"/>
+        </w:numPr>
+        <w:ind w:left="0" w:firstLine="709"/>
+        <w:jc w:val="both"/>
+        <w:rPr>
+          <w:lang w:val="ru-RU"/>
+        </w:rPr>
+      </w:pPr>
+      <w:r>
+        <w:rPr>
+          <w:lang w:val="ru-RU"/>
+        </w:rPr>
+        <w:t>расширение мобильного UX и адаптация интерфейсов под различные сценарии использования;</w:t>
+      </w:r>
+    </w:p>
+    <w:p>
+      <w:pPr>
+        <w:numPr>
+          <w:ilvl w:val="0"/>
+          <w:numId w:val="21"/>
+        </w:numPr>
+        <w:ind w:left="0" w:firstLine="709"/>
+        <w:jc w:val="both"/>
+        <w:rPr>
+          <w:lang w:val="ru-RU"/>
+        </w:rPr>
+      </w:pPr>
+      <w:r>
+        <w:rPr>
+          <w:lang w:val="ru-RU"/>
+        </w:rPr>
+        <w:t>развитие аналитики по вкладу участников и динамике выполнения задач;</w:t>
+      </w:r>
+    </w:p>
+    <w:p>
+      <w:pPr>
+        <w:numPr>
+          <w:ilvl w:val="0"/>
+          <w:numId w:val="21"/>
+        </w:numPr>
+        <w:ind w:left="0" w:firstLine="709"/>
+        <w:jc w:val="both"/>
+        <w:rPr>
+          <w:lang w:val="ru-RU"/>
+        </w:rPr>
+      </w:pPr>
+      <w:r>
+        <w:rPr>
+          <w:lang w:val="ru-RU"/>
+        </w:rPr>
+        <w:lastRenderedPageBreak/>
+        <w:t>добавление интеграций с внешними образовательными сервисами и LMS;</w:t>
+      </w:r>
+    </w:p>
+    <w:p>
+      <w:pPr>
+        <w:numPr>
+          <w:ilvl w:val="0"/>
+          <w:numId w:val="21"/>
+        </w:numPr>
+        <w:ind w:left="0" w:firstLine="709"/>
+        <w:jc w:val="both"/>
+        <w:rPr>
+          <w:lang w:val="ru-RU"/>
+        </w:rPr>
+      </w:pPr>
+      <w:r>
+        <w:rPr>
+          <w:lang w:val="ru-RU"/>
+        </w:rPr>
+        <w:t>внедрение расширенных уведомлений и автоматизации процессов сопровождения проектов;</w:t>
+      </w:r>
+    </w:p>
+    <w:p>
+      <w:pPr>
+        <w:numPr>
+          <w:ilvl w:val="0"/>
+          <w:numId w:val="21"/>
+        </w:numPr>
+        <w:ind w:left="0" w:firstLine="709"/>
+        <w:jc w:val="both"/>
+        <w:rPr>
+          <w:lang w:val="ru-RU"/>
+        </w:rPr>
+      </w:pPr>
+      <w:r>
+        <w:rPr>
+          <w:lang w:val="ru-RU"/>
+        </w:rPr>
+        <w:t>развитие CI/CD-контура и инструментов эксплуатационного мониторинга.</w:t>
+      </w:r>
+    </w:p>
+    <w:p>
+      <w:pPr>
+        <w:ind w:firstLine="709"/>
+        <w:jc w:val="both"/>
+        <w:rPr>
+          <w:lang w:val="ru-RU"/>
+        </w:rPr>
+      </w:pPr>
+      <w:r>
+        <w:rPr>
+          <w:lang w:val="ru-RU"/>
+        </w:rPr>
+        <w:t>Таким образом, поставленная цель ВКР достигнута: создано работоспособное программное решение, формирующее основу для дальнейшего масштабирования и внедрения в практику организации проектного обучения.</w:t>
+      </w:r>
+    </w:p>
+    <w:p>
+      <w:pPr>
+        <w:spacing w:after="160" w:line="278" w:lineRule="auto"/>
+        <w:rPr>
+          <w:lang w:val="ru-RU"/>
+        </w:rPr>
+      </w:pPr>
+      <w:r>
+        <w:rPr>
+          <w:lang w:val="ru-RU"/>
+        </w:rPr>
+        <w:br w:type="page"/>
+      </w:r>
+    </w:p>
+    <w:p>
+      <w:pPr>
+        <w:ind w:firstLine="709"/>
+        <w:jc w:val="both"/>
+        <w:rPr>
+          <w:lang w:val="ru-RU"/>
+        </w:rPr>
+      </w:pPr>
+      <w:r>
+        <w:rPr>
+          <w:lang w:val="ru-RU"/>
+        </w:rPr>
+        <w:lastRenderedPageBreak/>
+        <w:t>СПИСОК ИСПОЛЬЗОВАННЫЪ ИСТОЧНИКОВ</w:t>
+      </w:r>
+    </w:p>
+    <w:p>
+      <w:pPr>
+        <w:pStyle w:val="a7"/>
+        <w:numPr>
+          <w:ilvl w:val="1"/>
+          <w:numId w:val="23"/>
+        </w:numPr>
+        <w:ind w:left="0" w:firstLine="851"/>
+        <w:jc w:val="both"/>
+        <w:rPr>
+          <w:lang w:val="ru-RU"/>
+        </w:rPr>
+      </w:pPr>
+      <w:r>
+        <w:rPr>
+          <w:lang w:val="ru-RU"/>
+        </w:rPr>
+        <w:t xml:space="preserve">Киселев А. А. Системы управления обучением в цифровой образовательной среде // Информатика и образование. 2023. № 5. – С. 12–18. </w:t>
+      </w:r>
+    </w:p>
+    <w:p>
+      <w:pPr>
+        <w:pStyle w:val="a7"/>
+        <w:numPr>
+          <w:ilvl w:val="1"/>
+          <w:numId w:val="23"/>
+        </w:numPr>
+        <w:ind w:left="0" w:firstLine="851"/>
+        <w:jc w:val="both"/>
+        <w:rPr>
+          <w:lang w:val="ru-RU"/>
+        </w:rPr>
+      </w:pPr>
+      <w:r>
+        <w:rPr>
+          <w:lang w:val="ru-RU"/>
+        </w:rPr>
+        <w:t xml:space="preserve">Смирнова Е. В. Использование LMS в высшем образовании: проблемы и перспективы // Образовательные технологии. 2022. № 4. – С. 45–52. </w:t>
+      </w:r>
+    </w:p>
+    <w:p>
+      <w:pPr>
+        <w:pStyle w:val="a7"/>
+        <w:numPr>
+          <w:ilvl w:val="1"/>
+          <w:numId w:val="23"/>
+        </w:numPr>
+        <w:ind w:left="0" w:firstLine="851"/>
+        <w:jc w:val="both"/>
+        <w:rPr>
+          <w:lang w:val="ru-RU"/>
+        </w:rPr>
+      </w:pPr>
+      <w:r>
+        <w:rPr>
+          <w:lang w:val="ru-RU"/>
+        </w:rPr>
+        <w:t xml:space="preserve">Гусев И. Н. Анализ систем управления учебным процессом в вузах // Современные информационные технологии. 2023. № 2. – С. 88–94. </w:t>
+      </w:r>
+    </w:p>
+    <w:p>
+      <w:pPr>
+        <w:pStyle w:val="a7"/>
+        <w:numPr>
+          <w:ilvl w:val="1"/>
+          <w:numId w:val="23"/>
+        </w:numPr>
+        <w:ind w:left="0" w:firstLine="851"/>
+        <w:jc w:val="both"/>
+        <w:rPr>
+          <w:lang w:val="ru-RU"/>
+        </w:rPr>
+      </w:pPr>
+      <w:r>
+        <w:rPr>
+          <w:lang w:val="ru-RU"/>
+        </w:rPr>
+        <w:t xml:space="preserve">Кузнецов П. А. Информационные системы управления проектами в образовательной среде // Научно-технические ведомости СПбГПУ. 2024. № 1. – С. 101–108. </w:t>
+      </w:r>
+    </w:p>
+    <w:p>
+      <w:pPr>
+        <w:pStyle w:val="a7"/>
+        <w:numPr>
+          <w:ilvl w:val="1"/>
+          <w:numId w:val="23"/>
+        </w:numPr>
+        <w:ind w:left="0" w:firstLine="851"/>
+        <w:jc w:val="both"/>
+        <w:rPr>
+          <w:lang w:val="ru-RU"/>
+        </w:rPr>
+      </w:pPr>
+      <w:r>
+        <w:rPr>
+          <w:lang w:val="ru-RU"/>
+        </w:rPr>
+        <w:t xml:space="preserve">Сидорова М. В. Цифровые платформы взаимодействия студентов и преподавателей // Педагогика и информатика. 2023. № 6. – С. 67–73. </w:t>
+      </w:r>
+    </w:p>
+    <w:p>
+      <w:pPr>
+        <w:pStyle w:val="a7"/>
+        <w:numPr>
+          <w:ilvl w:val="1"/>
+          <w:numId w:val="23"/>
+        </w:numPr>
+        <w:ind w:left="0" w:firstLine="851"/>
+        <w:jc w:val="both"/>
+        <w:rPr>
+          <w:lang w:val="ru-RU"/>
+        </w:rPr>
+      </w:pPr>
+      <w:r>
+        <w:rPr>
+          <w:lang w:val="ru-RU"/>
+        </w:rPr>
+        <w:t xml:space="preserve">Иванов Д. С. Применение </w:t>
+      </w:r>
+      <w:proofErr w:type="spellStart"/>
+      <w:r>
+        <w:rPr>
+          <w:lang w:val="ru-RU"/>
+        </w:rPr>
+        <w:t>Agile</w:t>
+      </w:r>
+      <w:proofErr w:type="spellEnd"/>
+      <w:r>
+        <w:rPr>
+          <w:lang w:val="ru-RU"/>
+        </w:rPr>
+        <w:t xml:space="preserve">-методологий в образовательных проектах // Перспективы науки. 2024. № 3. – С. 54–60. </w:t>
+      </w:r>
+    </w:p>
+    <w:p>
+      <w:pPr>
+        <w:pStyle w:val="a7"/>
+        <w:numPr>
+          <w:ilvl w:val="1"/>
+          <w:numId w:val="23"/>
+        </w:numPr>
+        <w:ind w:left="0" w:firstLine="851"/>
+        <w:jc w:val="both"/>
+        <w:rPr>
+          <w:lang w:val="ru-RU"/>
+        </w:rPr>
+      </w:pPr>
+      <w:r>
+        <w:rPr>
+          <w:lang w:val="ru-RU"/>
+        </w:rPr>
+        <w:t xml:space="preserve">Документация </w:t>
+      </w:r>
+      <w:proofErr w:type="spellStart"/>
+      <w:r>
+        <w:rPr>
+          <w:lang w:val="ru-RU"/>
+        </w:rPr>
+        <w:t>Docker</w:t>
+      </w:r>
+      <w:proofErr w:type="spellEnd"/>
+      <w:r>
+        <w:rPr>
+          <w:lang w:val="ru-RU"/>
+        </w:rPr>
+        <w:t xml:space="preserve"> </w:t>
+      </w:r>
+      <w:proofErr w:type="spellStart"/>
+      <w:r>
+        <w:rPr>
+          <w:lang w:val="ru-RU"/>
+        </w:rPr>
+        <w:t>Compose</w:t>
+      </w:r>
+      <w:proofErr w:type="spellEnd"/>
+      <w:r>
+        <w:rPr>
+          <w:lang w:val="ru-RU"/>
+        </w:rPr>
+        <w:t xml:space="preserve">. URL: </w:t>
+      </w:r>
+      <w:hyperlink r:id="rId45" w:tgtFrame="_new" w:history="1">
+        <w:r>
+          <w:rPr>
+            <w:rStyle w:val="af2"/>
+            <w:lang w:val="ru-RU"/>
+          </w:rPr>
+          <w:t>https://docs.docker.com/compose/</w:t>
+        </w:r>
+      </w:hyperlink>
+      <w:r>
+        <w:rPr>
+          <w:lang w:val="ru-RU"/>
+        </w:rPr>
+        <w:t xml:space="preserve"> (дата обращения: 23.04.2026). </w:t>
+      </w:r>
+    </w:p>
+    <w:p>
+      <w:pPr>
+        <w:pStyle w:val="a7"/>
+        <w:numPr>
+          <w:ilvl w:val="1"/>
+          <w:numId w:val="23"/>
+        </w:numPr>
+        <w:ind w:left="0" w:firstLine="851"/>
+        <w:jc w:val="both"/>
+        <w:rPr>
+          <w:lang w:val="ru-RU"/>
+        </w:rPr>
+      </w:pPr>
+      <w:proofErr w:type="spellStart"/>
+      <w:r>
+        <w:rPr>
+          <w:lang w:val="ru-RU"/>
+        </w:rPr>
+        <w:t>Клеппманн</w:t>
+      </w:r>
+      <w:proofErr w:type="spellEnd"/>
+      <w:r>
+        <w:rPr>
+          <w:lang w:val="ru-RU"/>
+        </w:rPr>
+        <w:t xml:space="preserve"> М. Проектирование систем обработки данных. – М.: Питер, 2022. </w:t>
+      </w:r>
+    </w:p>
+    <w:p>
+      <w:pPr>
+        <w:pStyle w:val="a7"/>
+        <w:numPr>
+          <w:ilvl w:val="1"/>
+          <w:numId w:val="23"/>
+        </w:numPr>
+        <w:ind w:left="0" w:firstLine="851"/>
+        <w:jc w:val="both"/>
+        <w:rPr>
+          <w:lang w:val="ru-RU"/>
+        </w:rPr>
+      </w:pPr>
+      <w:r>
+        <w:rPr>
+          <w:lang w:val="ru-RU"/>
+        </w:rPr>
+        <w:t xml:space="preserve">Мартин Р. Чистая архитектура. – М.: Питер, 2021. </w:t>
+      </w:r>
+    </w:p>
+    <w:p>
+      <w:pPr>
+        <w:pStyle w:val="a7"/>
+        <w:numPr>
+          <w:ilvl w:val="1"/>
+          <w:numId w:val="23"/>
+        </w:numPr>
+        <w:ind w:left="0" w:firstLine="851"/>
+        <w:jc w:val="both"/>
+        <w:rPr>
+          <w:lang w:val="ru-RU"/>
+        </w:rPr>
+      </w:pPr>
+      <w:proofErr w:type="spellStart"/>
+      <w:r>
+        <w:rPr>
+          <w:lang w:val="ru-RU"/>
+        </w:rPr>
+        <w:t>Швабер</w:t>
+      </w:r>
+      <w:proofErr w:type="spellEnd"/>
+      <w:r>
+        <w:rPr>
+          <w:lang w:val="ru-RU"/>
+        </w:rPr>
+        <w:t xml:space="preserve"> К., Сазерленд Д. Руководство по </w:t>
+      </w:r>
+      <w:proofErr w:type="spellStart"/>
+      <w:r>
+        <w:rPr>
+          <w:lang w:val="ru-RU"/>
+        </w:rPr>
+        <w:t>Scrum</w:t>
+      </w:r>
+      <w:proofErr w:type="spellEnd"/>
+      <w:r>
+        <w:rPr>
+          <w:lang w:val="ru-RU"/>
+        </w:rPr>
+        <w:t xml:space="preserve">. – 2020. </w:t>
+      </w:r>
+    </w:p>
+    <w:p>
+      <w:pPr>
+        <w:pStyle w:val="a7"/>
+        <w:numPr>
+          <w:ilvl w:val="1"/>
+          <w:numId w:val="23"/>
+        </w:numPr>
+        <w:ind w:left="0" w:firstLine="851"/>
+        <w:jc w:val="both"/>
+        <w:rPr>
+          <w:lang w:val="ru-RU"/>
+        </w:rPr>
+      </w:pPr>
+      <w:r>
+        <w:rPr>
+          <w:lang w:val="ru-RU"/>
+        </w:rPr>
+        <w:t xml:space="preserve">Документация </w:t>
+      </w:r>
+      <w:proofErr w:type="spellStart"/>
+      <w:r>
+        <w:rPr>
+          <w:lang w:val="ru-RU"/>
+        </w:rPr>
+        <w:t>WebSocket</w:t>
+      </w:r>
+      <w:proofErr w:type="spellEnd"/>
+      <w:r>
+        <w:rPr>
+          <w:lang w:val="ru-RU"/>
+        </w:rPr>
+        <w:t xml:space="preserve"> (RFC 6455). URL: </w:t>
+      </w:r>
+      <w:hyperlink r:id="rId46" w:tgtFrame="_new" w:history="1">
+        <w:r>
+          <w:rPr>
+            <w:rStyle w:val="af2"/>
+            <w:lang w:val="ru-RU"/>
+          </w:rPr>
+          <w:t>https://datatracker.ietf.org/doc/html/rfc6455</w:t>
+        </w:r>
+      </w:hyperlink>
+      <w:r>
+        <w:rPr>
+          <w:lang w:val="ru-RU"/>
+        </w:rPr>
+        <w:t xml:space="preserve"> (дата обращения: 23.04.2026). </w:t>
+      </w:r>
+    </w:p>
+    <w:p>
+      <w:pPr>
+        <w:pStyle w:val="a7"/>
+        <w:numPr>
+          <w:ilvl w:val="1"/>
+          <w:numId w:val="23"/>
+        </w:numPr>
+        <w:ind w:left="0" w:firstLine="851"/>
+        <w:jc w:val="both"/>
+      </w:pPr>
+      <w:r>
+        <w:t xml:space="preserve">GitHub REST API Documentation. URL: </w:t>
+      </w:r>
+      <w:hyperlink r:id="rId47" w:tgtFrame="_new" w:history="1">
+        <w:r>
+          <w:rPr>
+            <w:rStyle w:val="af2"/>
+          </w:rPr>
+          <w:t>https://docs.github.com/en/rest</w:t>
+        </w:r>
+      </w:hyperlink>
+      <w:r>
+        <w:t xml:space="preserve"> (</w:t>
+      </w:r>
+      <w:r>
+        <w:rPr>
+          <w:lang w:val="ru-RU"/>
+        </w:rPr>
+        <w:t>дата</w:t>
+      </w:r>
+      <w:r>
+        <w:t xml:space="preserve"> </w:t>
+      </w:r>
+      <w:r>
+        <w:rPr>
+          <w:lang w:val="ru-RU"/>
+        </w:rPr>
+        <w:t>обращения</w:t>
+      </w:r>
+      <w:r>
+        <w:t xml:space="preserve">: 23.04.2026). </w:t>
+      </w:r>
+    </w:p>
+    <w:p>
+      <w:pPr>
+        <w:pStyle w:val="a7"/>
+        <w:numPr>
+          <w:ilvl w:val="1"/>
+          <w:numId w:val="23"/>
+        </w:numPr>
+        <w:ind w:left="0" w:firstLine="851"/>
+        <w:jc w:val="both"/>
+        <w:rPr>
+          <w:lang w:val="ru-RU"/>
+        </w:rPr>
+      </w:pPr>
+      <w:r>
+        <w:rPr>
+          <w:lang w:val="ru-RU"/>
+        </w:rPr>
+        <w:t xml:space="preserve">Документация </w:t>
+      </w:r>
+      <w:proofErr w:type="spellStart"/>
+      <w:r>
+        <w:rPr>
+          <w:lang w:val="ru-RU"/>
+        </w:rPr>
+        <w:t>Kotlin</w:t>
+      </w:r>
+      <w:proofErr w:type="spellEnd"/>
+      <w:r>
+        <w:rPr>
+          <w:lang w:val="ru-RU"/>
+        </w:rPr>
+        <w:t xml:space="preserve"> </w:t>
+      </w:r>
+      <w:proofErr w:type="spellStart"/>
+      <w:r>
+        <w:rPr>
+          <w:lang w:val="ru-RU"/>
+        </w:rPr>
+        <w:t>Coroutines</w:t>
+      </w:r>
+      <w:proofErr w:type="spellEnd"/>
+      <w:r>
+        <w:rPr>
+          <w:lang w:val="ru-RU"/>
+        </w:rPr>
+        <w:t xml:space="preserve">. URL: </w:t>
+      </w:r>
+      <w:hyperlink r:id="rId48" w:tgtFrame="_new" w:history="1">
+        <w:r>
+          <w:rPr>
+            <w:rStyle w:val="af2"/>
+            <w:lang w:val="ru-RU"/>
+          </w:rPr>
+          <w:t>https://kotlinlang.org/docs/coroutines-overview.html</w:t>
+        </w:r>
+      </w:hyperlink>
+      <w:r>
+        <w:rPr>
+          <w:lang w:val="ru-RU"/>
+        </w:rPr>
+        <w:t xml:space="preserve"> (дата обращения: 23.04.2026).</w:t>
+      </w:r>
+    </w:p>
+    <w:p>
+      <w:pPr>
+        <w:jc w:val="both"/>
+        <w:rPr>
+          <w:lang w:val="ru-RU"/>
+        </w:rPr>
+      </w:pPr>
     </w:p>
     <w:sectPr>
-      <w:footerReference w:type="default" r:id="rId45"/>
+      <w:footerReference w:type="default" r:id="rId49"/>
       <w:pgSz w:w="11906" w:h="16838" w:code="9"/>
       <w:pgMar w:top="1134" w:right="851" w:bottom="1134" w:left="1701" w:header="709" w:footer="709" w:gutter="0"/>
       <w:cols w:space="708"/>
@@ -16667,6 +17832,155 @@
     </w:lvl>
   </w:abstractNum>
   <w:abstractNum w:abstractNumId="4" w15:restartNumberingAfterBreak="0">
+    <w:nsid w:val="0F2E19C9"/>
+    <w:multiLevelType w:val="multilevel"/>
+    <w:tmpl w:val="E8F0E75C"/>
+    <w:lvl w:ilvl="0">
+      <w:start w:val="1"/>
+      <w:numFmt w:val="bullet"/>
+      <w:lvlText w:val=""/>
+      <w:lvlJc w:val="left"/>
+      <w:pPr>
+        <w:tabs>
+          <w:tab w:val="num" w:pos="720"/>
+        </w:tabs>
+        <w:ind w:left="720" w:hanging="360"/>
+      </w:pPr>
+      <w:rPr>
+        <w:rFonts w:ascii="Symbol" w:hAnsi="Symbol" w:hint="default"/>
+        <w:sz w:val="20"/>
+      </w:rPr>
+    </w:lvl>
+    <w:lvl w:ilvl="1" w:tentative="1">
+      <w:start w:val="1"/>
+      <w:numFmt w:val="bullet"/>
+      <w:lvlText w:val=""/>
+      <w:lvlJc w:val="left"/>
+      <w:pPr>
+        <w:tabs>
+          <w:tab w:val="num" w:pos="1440"/>
+        </w:tabs>
+        <w:ind w:left="1440" w:hanging="360"/>
+      </w:pPr>
+      <w:rPr>
+        <w:rFonts w:ascii="Symbol" w:hAnsi="Symbol" w:hint="default"/>
+        <w:sz w:val="20"/>
+      </w:rPr>
+    </w:lvl>
+    <w:lvl w:ilvl="2" w:tentative="1">
+      <w:start w:val="1"/>
+      <w:numFmt w:val="bullet"/>
+      <w:lvlText w:val=""/>
+      <w:lvlJc w:val="left"/>
+      <w:pPr>
+        <w:tabs>
+          <w:tab w:val="num" w:pos="2160"/>
+        </w:tabs>
+        <w:ind w:left="2160" w:hanging="360"/>
+      </w:pPr>
+      <w:rPr>
+        <w:rFonts w:ascii="Symbol" w:hAnsi="Symbol" w:hint="default"/>
+        <w:sz w:val="20"/>
+      </w:rPr>
+    </w:lvl>
+    <w:lvl w:ilvl="3" w:tentative="1">
+      <w:start w:val="1"/>
+      <w:numFmt w:val="bullet"/>
+      <w:lvlText w:val=""/>
+      <w:lvlJc w:val="left"/>
+      <w:pPr>
+        <w:tabs>
+          <w:tab w:val="num" w:pos="2880"/>
+        </w:tabs>
+        <w:ind w:left="2880" w:hanging="360"/>
+      </w:pPr>
+      <w:rPr>
+        <w:rFonts w:ascii="Symbol" w:hAnsi="Symbol" w:hint="default"/>
+        <w:sz w:val="20"/>
+      </w:rPr>
+    </w:lvl>
+    <w:lvl w:ilvl="4" w:tentative="1">
+      <w:start w:val="1"/>
+      <w:numFmt w:val="bullet"/>
+      <w:lvlText w:val=""/>
+      <w:lvlJc w:val="left"/>
+      <w:pPr>
+        <w:tabs>
+          <w:tab w:val="num" w:pos="3600"/>
+        </w:tabs>
+        <w:ind w:left="3600" w:hanging="360"/>
+      </w:pPr>
+      <w:rPr>
+        <w:rFonts w:ascii="Symbol" w:hAnsi="Symbol" w:hint="default"/>
+        <w:sz w:val="20"/>
+      </w:rPr>
+    </w:lvl>
+    <w:lvl w:ilvl="5" w:tentative="1">
+      <w:start w:val="1"/>
+      <w:numFmt w:val="bullet"/>
+      <w:lvlText w:val=""/>
+      <w:lvlJc w:val="left"/>
+      <w:pPr>
+        <w:tabs>
+          <w:tab w:val="num" w:pos="4320"/>
+        </w:tabs>
+        <w:ind w:left="4320" w:hanging="360"/>
+      </w:pPr>
+      <w:rPr>
+        <w:rFonts w:ascii="Symbol" w:hAnsi="Symbol" w:hint="default"/>
+        <w:sz w:val="20"/>
+      </w:rPr>
+    </w:lvl>
+    <w:lvl w:ilvl="6" w:tentative="1">
+      <w:start w:val="1"/>
+      <w:numFmt w:val="bullet"/>
+      <w:lvlText w:val=""/>
+      <w:lvlJc w:val="left"/>
+      <w:pPr>
+        <w:tabs>
+          <w:tab w:val="num" w:pos="5040"/>
+        </w:tabs>
+        <w:ind w:left="5040" w:hanging="360"/>
+      </w:pPr>
+      <w:rPr>
+        <w:rFonts w:ascii="Symbol" w:hAnsi="Symbol" w:hint="default"/>
+        <w:sz w:val="20"/>
+      </w:rPr>
+    </w:lvl>
+    <w:lvl w:ilvl="7" w:tentative="1">
+      <w:start w:val="1"/>
+      <w:numFmt w:val="bullet"/>
+      <w:lvlText w:val=""/>
+      <w:lvlJc w:val="left"/>
+      <w:pPr>
+        <w:tabs>
+          <w:tab w:val="num" w:pos="5760"/>
+        </w:tabs>
+        <w:ind w:left="5760" w:hanging="360"/>
+      </w:pPr>
+      <w:rPr>
+        <w:rFonts w:ascii="Symbol" w:hAnsi="Symbol" w:hint="default"/>
+        <w:sz w:val="20"/>
+      </w:rPr>
+    </w:lvl>
+    <w:lvl w:ilvl="8" w:tentative="1">
+      <w:start w:val="1"/>
+      <w:numFmt w:val="bullet"/>
+      <w:lvlText w:val=""/>
+      <w:lvlJc w:val="left"/>
+      <w:pPr>
+        <w:tabs>
+          <w:tab w:val="num" w:pos="6480"/>
+        </w:tabs>
+        <w:ind w:left="6480" w:hanging="360"/>
+      </w:pPr>
+      <w:rPr>
+        <w:rFonts w:ascii="Symbol" w:hAnsi="Symbol" w:hint="default"/>
+        <w:sz w:val="20"/>
+      </w:rPr>
+    </w:lvl>
+  </w:abstractNum>
+  <w:abstractNum w:abstractNumId="5" w15:restartNumberingAfterBreak="0">
     <w:nsid w:val="16086264"/>
     <w:multiLevelType w:val="multilevel"/>
     <w:tmpl w:val="9E583FA0"/>
@@ -16815,7 +18129,7 @@
       </w:rPr>
     </w:lvl>
   </w:abstractNum>
-  <w:abstractNum w:abstractNumId="5" w15:restartNumberingAfterBreak="0">
+  <w:abstractNum w:abstractNumId="6" w15:restartNumberingAfterBreak="0">
     <w:nsid w:val="1E380E5D"/>
     <w:multiLevelType w:val="multilevel"/>
     <w:tmpl w:val="FC9A655E"/>
@@ -16928,7 +18242,7 @@
       </w:pPr>
     </w:lvl>
   </w:abstractNum>
-  <w:abstractNum w:abstractNumId="6" w15:restartNumberingAfterBreak="0">
+  <w:abstractNum w:abstractNumId="7" w15:restartNumberingAfterBreak="0">
     <w:nsid w:val="24451421"/>
     <w:multiLevelType w:val="hybridMultilevel"/>
     <w:tmpl w:val="BF906B1E"/>
@@ -17041,7 +18355,93 @@
       </w:rPr>
     </w:lvl>
   </w:abstractNum>
-  <w:abstractNum w:abstractNumId="7" w15:restartNumberingAfterBreak="0">
+  <w:abstractNum w:abstractNumId="8" w15:restartNumberingAfterBreak="0">
+    <w:nsid w:val="29EA3EE3"/>
+    <w:multiLevelType w:val="hybridMultilevel"/>
+    <w:tmpl w:val="EF923660"/>
+    <w:lvl w:ilvl="0" w:tplc="FFFFFFFF">
+      <w:start w:val="1"/>
+      <w:numFmt w:val="decimal"/>
+      <w:lvlText w:val="%1."/>
+      <w:lvlJc w:val="left"/>
+      <w:pPr>
+        <w:ind w:left="1429" w:hanging="360"/>
+      </w:pPr>
+    </w:lvl>
+    <w:lvl w:ilvl="1" w:tplc="0419000F">
+      <w:start w:val="1"/>
+      <w:numFmt w:val="decimal"/>
+      <w:lvlText w:val="%2."/>
+      <w:lvlJc w:val="left"/>
+      <w:pPr>
+        <w:ind w:left="2149" w:hanging="360"/>
+      </w:pPr>
+    </w:lvl>
+    <w:lvl w:ilvl="2" w:tplc="FFFFFFFF" w:tentative="1">
+      <w:start w:val="1"/>
+      <w:numFmt w:val="lowerRoman"/>
+      <w:lvlText w:val="%3."/>
+      <w:lvlJc w:val="right"/>
+      <w:pPr>
+        <w:ind w:left="2869" w:hanging="180"/>
+      </w:pPr>
+    </w:lvl>
+    <w:lvl w:ilvl="3" w:tplc="FFFFFFFF" w:tentative="1">
+      <w:start w:val="1"/>
+      <w:numFmt w:val="decimal"/>
+      <w:lvlText w:val="%4."/>
+      <w:lvlJc w:val="left"/>
+      <w:pPr>
+        <w:ind w:left="3589" w:hanging="360"/>
+      </w:pPr>
+    </w:lvl>
+    <w:lvl w:ilvl="4" w:tplc="FFFFFFFF" w:tentative="1">
+      <w:start w:val="1"/>
+      <w:numFmt w:val="lowerLetter"/>
+      <w:lvlText w:val="%5."/>
+      <w:lvlJc w:val="left"/>
+      <w:pPr>
+        <w:ind w:left="4309" w:hanging="360"/>
+      </w:pPr>
+    </w:lvl>
+    <w:lvl w:ilvl="5" w:tplc="FFFFFFFF" w:tentative="1">
+      <w:start w:val="1"/>
+      <w:numFmt w:val="lowerRoman"/>
+      <w:lvlText w:val="%6."/>
+      <w:lvlJc w:val="right"/>
+      <w:pPr>
+        <w:ind w:left="5029" w:hanging="180"/>
+      </w:pPr>
+    </w:lvl>
+    <w:lvl w:ilvl="6" w:tplc="FFFFFFFF" w:tentative="1">
+      <w:start w:val="1"/>
+      <w:numFmt w:val="decimal"/>
+      <w:lvlText w:val="%7."/>
+      <w:lvlJc w:val="left"/>
+      <w:pPr>
+        <w:ind w:left="5749" w:hanging="360"/>
+      </w:pPr>
+    </w:lvl>
+    <w:lvl w:ilvl="7" w:tplc="FFFFFFFF" w:tentative="1">
+      <w:start w:val="1"/>
+      <w:numFmt w:val="lowerLetter"/>
+      <w:lvlText w:val="%8."/>
+      <w:lvlJc w:val="left"/>
+      <w:pPr>
+        <w:ind w:left="6469" w:hanging="360"/>
+      </w:pPr>
+    </w:lvl>
+    <w:lvl w:ilvl="8" w:tplc="FFFFFFFF" w:tentative="1">
+      <w:start w:val="1"/>
+      <w:numFmt w:val="lowerRoman"/>
+      <w:lvlText w:val="%9."/>
+      <w:lvlJc w:val="right"/>
+      <w:pPr>
+        <w:ind w:left="7189" w:hanging="180"/>
+      </w:pPr>
+    </w:lvl>
+  </w:abstractNum>
+  <w:abstractNum w:abstractNumId="9" w15:restartNumberingAfterBreak="0">
     <w:nsid w:val="359E3736"/>
     <w:multiLevelType w:val="multilevel"/>
     <w:tmpl w:val="BFA6C030"/>
@@ -17190,7 +18590,7 @@
       </w:rPr>
     </w:lvl>
   </w:abstractNum>
-  <w:abstractNum w:abstractNumId="8" w15:restartNumberingAfterBreak="0">
+  <w:abstractNum w:abstractNumId="10" w15:restartNumberingAfterBreak="0">
     <w:nsid w:val="38EE43FE"/>
     <w:multiLevelType w:val="multilevel"/>
     <w:tmpl w:val="EBF6ECAA"/>
@@ -17303,7 +18703,7 @@
       </w:pPr>
     </w:lvl>
   </w:abstractNum>
-  <w:abstractNum w:abstractNumId="9" w15:restartNumberingAfterBreak="0">
+  <w:abstractNum w:abstractNumId="11" w15:restartNumberingAfterBreak="0">
     <w:nsid w:val="3AB03F28"/>
     <w:multiLevelType w:val="multilevel"/>
     <w:tmpl w:val="68D2CE16"/>
@@ -17452,7 +18852,93 @@
       </w:rPr>
     </w:lvl>
   </w:abstractNum>
-  <w:abstractNum w:abstractNumId="10" w15:restartNumberingAfterBreak="0">
+  <w:abstractNum w:abstractNumId="12" w15:restartNumberingAfterBreak="0">
+    <w:nsid w:val="3C83380F"/>
+    <w:multiLevelType w:val="hybridMultilevel"/>
+    <w:tmpl w:val="8B6A025C"/>
+    <w:lvl w:ilvl="0" w:tplc="0419000F">
+      <w:start w:val="1"/>
+      <w:numFmt w:val="decimal"/>
+      <w:lvlText w:val="%1."/>
+      <w:lvlJc w:val="left"/>
+      <w:pPr>
+        <w:ind w:left="1429" w:hanging="360"/>
+      </w:pPr>
+    </w:lvl>
+    <w:lvl w:ilvl="1" w:tplc="04190019">
+      <w:start w:val="1"/>
+      <w:numFmt w:val="lowerLetter"/>
+      <w:lvlText w:val="%2."/>
+      <w:lvlJc w:val="left"/>
+      <w:pPr>
+        <w:ind w:left="2149" w:hanging="360"/>
+      </w:pPr>
+    </w:lvl>
+    <w:lvl w:ilvl="2" w:tplc="0419001B" w:tentative="1">
+      <w:start w:val="1"/>
+      <w:numFmt w:val="lowerRoman"/>
+      <w:lvlText w:val="%3."/>
+      <w:lvlJc w:val="right"/>
+      <w:pPr>
+        <w:ind w:left="2869" w:hanging="180"/>
+      </w:pPr>
+    </w:lvl>
+    <w:lvl w:ilvl="3" w:tplc="0419000F" w:tentative="1">
+      <w:start w:val="1"/>
+      <w:numFmt w:val="decimal"/>
+      <w:lvlText w:val="%4."/>
+      <w:lvlJc w:val="left"/>
+      <w:pPr>
+        <w:ind w:left="3589" w:hanging="360"/>
+      </w:pPr>
+    </w:lvl>
+    <w:lvl w:ilvl="4" w:tplc="04190019" w:tentative="1">
+      <w:start w:val="1"/>
+      <w:numFmt w:val="lowerLetter"/>
+      <w:lvlText w:val="%5."/>
+      <w:lvlJc w:val="left"/>
+      <w:pPr>
+        <w:ind w:left="4309" w:hanging="360"/>
+      </w:pPr>
+    </w:lvl>
+    <w:lvl w:ilvl="5" w:tplc="0419001B" w:tentative="1">
+      <w:start w:val="1"/>
+      <w:numFmt w:val="lowerRoman"/>
+      <w:lvlText w:val="%6."/>
+      <w:lvlJc w:val="right"/>
+      <w:pPr>
+        <w:ind w:left="5029" w:hanging="180"/>
+      </w:pPr>
+    </w:lvl>
+    <w:lvl w:ilvl="6" w:tplc="0419000F" w:tentative="1">
+      <w:start w:val="1"/>
+      <w:numFmt w:val="decimal"/>
+      <w:lvlText w:val="%7."/>
+      <w:lvlJc w:val="left"/>
+      <w:pPr>
+        <w:ind w:left="5749" w:hanging="360"/>
+      </w:pPr>
+    </w:lvl>
+    <w:lvl w:ilvl="7" w:tplc="04190019" w:tentative="1">
+      <w:start w:val="1"/>
+      <w:numFmt w:val="lowerLetter"/>
+      <w:lvlText w:val="%8."/>
+      <w:lvlJc w:val="left"/>
+      <w:pPr>
+        <w:ind w:left="6469" w:hanging="360"/>
+      </w:pPr>
+    </w:lvl>
+    <w:lvl w:ilvl="8" w:tplc="0419001B" w:tentative="1">
+      <w:start w:val="1"/>
+      <w:numFmt w:val="lowerRoman"/>
+      <w:lvlText w:val="%9."/>
+      <w:lvlJc w:val="right"/>
+      <w:pPr>
+        <w:ind w:left="7189" w:hanging="180"/>
+      </w:pPr>
+    </w:lvl>
+  </w:abstractNum>
+  <w:abstractNum w:abstractNumId="13" w15:restartNumberingAfterBreak="0">
     <w:nsid w:val="446E6619"/>
     <w:multiLevelType w:val="hybridMultilevel"/>
     <w:tmpl w:val="A24A983A"/>
@@ -17541,7 +19027,7 @@
       </w:pPr>
     </w:lvl>
   </w:abstractNum>
-  <w:abstractNum w:abstractNumId="11" w15:restartNumberingAfterBreak="0">
+  <w:abstractNum w:abstractNumId="14" w15:restartNumberingAfterBreak="0">
     <w:nsid w:val="57174817"/>
     <w:multiLevelType w:val="multilevel"/>
     <w:tmpl w:val="7F9274D0"/>
@@ -17654,7 +19140,156 @@
       </w:pPr>
     </w:lvl>
   </w:abstractNum>
-  <w:abstractNum w:abstractNumId="12" w15:restartNumberingAfterBreak="0">
+  <w:abstractNum w:abstractNumId="15" w15:restartNumberingAfterBreak="0">
+    <w:nsid w:val="5C4170EC"/>
+    <w:multiLevelType w:val="multilevel"/>
+    <w:tmpl w:val="B9CE970A"/>
+    <w:lvl w:ilvl="0">
+      <w:start w:val="1"/>
+      <w:numFmt w:val="bullet"/>
+      <w:lvlText w:val=""/>
+      <w:lvlJc w:val="left"/>
+      <w:pPr>
+        <w:tabs>
+          <w:tab w:val="num" w:pos="720"/>
+        </w:tabs>
+        <w:ind w:left="720" w:hanging="360"/>
+      </w:pPr>
+      <w:rPr>
+        <w:rFonts w:ascii="Symbol" w:hAnsi="Symbol" w:hint="default"/>
+        <w:sz w:val="20"/>
+      </w:rPr>
+    </w:lvl>
+    <w:lvl w:ilvl="1" w:tentative="1">
+      <w:start w:val="1"/>
+      <w:numFmt w:val="bullet"/>
+      <w:lvlText w:val=""/>
+      <w:lvlJc w:val="left"/>
+      <w:pPr>
+        <w:tabs>
+          <w:tab w:val="num" w:pos="1440"/>
+        </w:tabs>
+        <w:ind w:left="1440" w:hanging="360"/>
+      </w:pPr>
+      <w:rPr>
+        <w:rFonts w:ascii="Symbol" w:hAnsi="Symbol" w:hint="default"/>
+        <w:sz w:val="20"/>
+      </w:rPr>
+    </w:lvl>
+    <w:lvl w:ilvl="2" w:tentative="1">
+      <w:start w:val="1"/>
+      <w:numFmt w:val="bullet"/>
+      <w:lvlText w:val=""/>
+      <w:lvlJc w:val="left"/>
+      <w:pPr>
+        <w:tabs>
+          <w:tab w:val="num" w:pos="2160"/>
+        </w:tabs>
+        <w:ind w:left="2160" w:hanging="360"/>
+      </w:pPr>
+      <w:rPr>
+        <w:rFonts w:ascii="Symbol" w:hAnsi="Symbol" w:hint="default"/>
+        <w:sz w:val="20"/>
+      </w:rPr>
+    </w:lvl>
+    <w:lvl w:ilvl="3" w:tentative="1">
+      <w:start w:val="1"/>
+      <w:numFmt w:val="bullet"/>
+      <w:lvlText w:val=""/>
+      <w:lvlJc w:val="left"/>
+      <w:pPr>
+        <w:tabs>
+          <w:tab w:val="num" w:pos="2880"/>
+        </w:tabs>
+        <w:ind w:left="2880" w:hanging="360"/>
+      </w:pPr>
+      <w:rPr>
+        <w:rFonts w:ascii="Symbol" w:hAnsi="Symbol" w:hint="default"/>
+        <w:sz w:val="20"/>
+      </w:rPr>
+    </w:lvl>
+    <w:lvl w:ilvl="4" w:tentative="1">
+      <w:start w:val="1"/>
+      <w:numFmt w:val="bullet"/>
+      <w:lvlText w:val=""/>
+      <w:lvlJc w:val="left"/>
+      <w:pPr>
+        <w:tabs>
+          <w:tab w:val="num" w:pos="3600"/>
+        </w:tabs>
+        <w:ind w:left="3600" w:hanging="360"/>
+      </w:pPr>
+      <w:rPr>
+        <w:rFonts w:ascii="Symbol" w:hAnsi="Symbol" w:hint="default"/>
+        <w:sz w:val="20"/>
+      </w:rPr>
+    </w:lvl>
+    <w:lvl w:ilvl="5" w:tentative="1">
+      <w:start w:val="1"/>
+      <w:numFmt w:val="bullet"/>
+      <w:lvlText w:val=""/>
+      <w:lvlJc w:val="left"/>
+      <w:pPr>
+        <w:tabs>
+          <w:tab w:val="num" w:pos="4320"/>
+        </w:tabs>
+        <w:ind w:left="4320" w:hanging="360"/>
+      </w:pPr>
+      <w:rPr>
+        <w:rFonts w:ascii="Symbol" w:hAnsi="Symbol" w:hint="default"/>
+        <w:sz w:val="20"/>
+      </w:rPr>
+    </w:lvl>
+    <w:lvl w:ilvl="6" w:tentative="1">
+      <w:start w:val="1"/>
+      <w:numFmt w:val="bullet"/>
+      <w:lvlText w:val=""/>
+      <w:lvlJc w:val="left"/>
+      <w:pPr>
+        <w:tabs>
+          <w:tab w:val="num" w:pos="5040"/>
+        </w:tabs>
+        <w:ind w:left="5040" w:hanging="360"/>
+      </w:pPr>
+      <w:rPr>
+        <w:rFonts w:ascii="Symbol" w:hAnsi="Symbol" w:hint="default"/>
+        <w:sz w:val="20"/>
+      </w:rPr>
+    </w:lvl>
+    <w:lvl w:ilvl="7" w:tentative="1">
+      <w:start w:val="1"/>
+      <w:numFmt w:val="bullet"/>
+      <w:lvlText w:val=""/>
+      <w:lvlJc w:val="left"/>
+      <w:pPr>
+        <w:tabs>
+          <w:tab w:val="num" w:pos="5760"/>
+        </w:tabs>
+        <w:ind w:left="5760" w:hanging="360"/>
+      </w:pPr>
+      <w:rPr>
+        <w:rFonts w:ascii="Symbol" w:hAnsi="Symbol" w:hint="default"/>
+        <w:sz w:val="20"/>
+      </w:rPr>
+    </w:lvl>
+    <w:lvl w:ilvl="8" w:tentative="1">
+      <w:start w:val="1"/>
+      <w:numFmt w:val="bullet"/>
+      <w:lvlText w:val=""/>
+      <w:lvlJc w:val="left"/>
+      <w:pPr>
+        <w:tabs>
+          <w:tab w:val="num" w:pos="6480"/>
+        </w:tabs>
+        <w:ind w:left="6480" w:hanging="360"/>
+      </w:pPr>
+      <w:rPr>
+        <w:rFonts w:ascii="Symbol" w:hAnsi="Symbol" w:hint="default"/>
+        <w:sz w:val="20"/>
+      </w:rPr>
+    </w:lvl>
+  </w:abstractNum>
+  <w:abstractNum w:abstractNumId="16" w15:restartNumberingAfterBreak="0">
     <w:nsid w:val="5F7C5D15"/>
     <w:multiLevelType w:val="multilevel"/>
     <w:tmpl w:val="E09A2F14"/>
@@ -17775,7 +19410,7 @@
       </w:rPr>
     </w:lvl>
   </w:abstractNum>
-  <w:abstractNum w:abstractNumId="13" w15:restartNumberingAfterBreak="0">
+  <w:abstractNum w:abstractNumId="17" w15:restartNumberingAfterBreak="0">
     <w:nsid w:val="679A5C9A"/>
     <w:multiLevelType w:val="hybridMultilevel"/>
     <w:tmpl w:val="BCF8ED32"/>
@@ -17887,7 +19522,7 @@
       </w:rPr>
     </w:lvl>
   </w:abstractNum>
-  <w:abstractNum w:abstractNumId="14" w15:restartNumberingAfterBreak="0">
+  <w:abstractNum w:abstractNumId="18" w15:restartNumberingAfterBreak="0">
     <w:nsid w:val="6B1C507C"/>
     <w:multiLevelType w:val="multilevel"/>
     <w:tmpl w:val="FF8AD3DC"/>
@@ -18000,7 +19635,7 @@
       </w:pPr>
     </w:lvl>
   </w:abstractNum>
-  <w:abstractNum w:abstractNumId="15" w15:restartNumberingAfterBreak="0">
+  <w:abstractNum w:abstractNumId="19" w15:restartNumberingAfterBreak="0">
     <w:nsid w:val="6DD67687"/>
     <w:multiLevelType w:val="multilevel"/>
     <w:tmpl w:val="BD2CD1E4"/>
@@ -18149,7 +19784,7 @@
       </w:rPr>
     </w:lvl>
   </w:abstractNum>
-  <w:abstractNum w:abstractNumId="16" w15:restartNumberingAfterBreak="0">
+  <w:abstractNum w:abstractNumId="20" w15:restartNumberingAfterBreak="0">
     <w:nsid w:val="71AC13A5"/>
     <w:multiLevelType w:val="multilevel"/>
     <w:tmpl w:val="880A8130"/>
@@ -18298,7 +19933,7 @@
       </w:rPr>
     </w:lvl>
   </w:abstractNum>
-  <w:abstractNum w:abstractNumId="17" w15:restartNumberingAfterBreak="0">
+  <w:abstractNum w:abstractNumId="21" w15:restartNumberingAfterBreak="0">
     <w:nsid w:val="745D5938"/>
     <w:multiLevelType w:val="multilevel"/>
     <w:tmpl w:val="DFAAF798"/>
@@ -18447,7 +20082,7 @@
       </w:rPr>
     </w:lvl>
   </w:abstractNum>
-  <w:abstractNum w:abstractNumId="18" w15:restartNumberingAfterBreak="0">
+  <w:abstractNum w:abstractNumId="22" w15:restartNumberingAfterBreak="0">
     <w:nsid w:val="7EE325C8"/>
     <w:multiLevelType w:val="multilevel"/>
     <w:tmpl w:val="34E21002"/>
@@ -18565,19 +20200,19 @@
     </w:lvl>
   </w:abstractNum>
   <w:num w:numId="1" w16cid:durableId="1743408785">
-    <w:abstractNumId w:val="15"/>
+    <w:abstractNumId w:val="19"/>
   </w:num>
   <w:num w:numId="2" w16cid:durableId="1189640748">
-    <w:abstractNumId w:val="16"/>
+    <w:abstractNumId w:val="20"/>
   </w:num>
   <w:num w:numId="3" w16cid:durableId="1601327192">
-    <w:abstractNumId w:val="9"/>
+    <w:abstractNumId w:val="11"/>
   </w:num>
   <w:num w:numId="4" w16cid:durableId="545529903">
-    <w:abstractNumId w:val="4"/>
+    <w:abstractNumId w:val="5"/>
   </w:num>
   <w:num w:numId="5" w16cid:durableId="358359883">
-    <w:abstractNumId w:val="10"/>
+    <w:abstractNumId w:val="13"/>
   </w:num>
   <w:num w:numId="6" w16cid:durableId="2088573593">
     <w:abstractNumId w:val="3"/>
@@ -18589,37 +20224,49 @@
     <w:abstractNumId w:val="2"/>
   </w:num>
   <w:num w:numId="9" w16cid:durableId="660692680">
-    <w:abstractNumId w:val="12"/>
+    <w:abstractNumId w:val="16"/>
   </w:num>
   <w:num w:numId="10" w16cid:durableId="1224364843">
     <w:abstractNumId w:val="1"/>
   </w:num>
   <w:num w:numId="11" w16cid:durableId="1493763409">
+    <w:abstractNumId w:val="7"/>
+  </w:num>
+  <w:num w:numId="12" w16cid:durableId="657270124">
+    <w:abstractNumId w:val="17"/>
+  </w:num>
+  <w:num w:numId="13" w16cid:durableId="1377703502">
+    <w:abstractNumId w:val="9"/>
+  </w:num>
+  <w:num w:numId="14" w16cid:durableId="2130319127">
+    <w:abstractNumId w:val="21"/>
+  </w:num>
+  <w:num w:numId="15" w16cid:durableId="1267152260">
+    <w:abstractNumId w:val="22"/>
+  </w:num>
+  <w:num w:numId="16" w16cid:durableId="883055551">
+    <w:abstractNumId w:val="10"/>
+  </w:num>
+  <w:num w:numId="17" w16cid:durableId="925576654">
     <w:abstractNumId w:val="6"/>
   </w:num>
-  <w:num w:numId="12" w16cid:durableId="657270124">
-    <w:abstractNumId w:val="13"/>
-  </w:num>
-  <w:num w:numId="13" w16cid:durableId="1377703502">
-    <w:abstractNumId w:val="7"/>
-  </w:num>
-  <w:num w:numId="14" w16cid:durableId="2130319127">
-    <w:abstractNumId w:val="17"/>
-  </w:num>
-  <w:num w:numId="15" w16cid:durableId="1267152260">
+  <w:num w:numId="18" w16cid:durableId="1973632907">
     <w:abstractNumId w:val="18"/>
   </w:num>
-  <w:num w:numId="16" w16cid:durableId="883055551">
-    <w:abstractNumId w:val="8"/>
-  </w:num>
-  <w:num w:numId="17" w16cid:durableId="925576654">
-    <w:abstractNumId w:val="5"/>
-  </w:num>
-  <w:num w:numId="18" w16cid:durableId="1973632907">
+  <w:num w:numId="19" w16cid:durableId="1839418818">
     <w:abstractNumId w:val="14"/>
   </w:num>
-  <w:num w:numId="19" w16cid:durableId="1839418818">
-    <w:abstractNumId w:val="11"/>
+  <w:num w:numId="20" w16cid:durableId="619461438">
+    <w:abstractNumId w:val="4"/>
+  </w:num>
+  <w:num w:numId="21" w16cid:durableId="1446538993">
+    <w:abstractNumId w:val="15"/>
+  </w:num>
+  <w:num w:numId="22" w16cid:durableId="59719261">
+    <w:abstractNumId w:val="12"/>
+  </w:num>
+  <w:num w:numId="23" w16cid:durableId="989216758">
+    <w:abstractNumId w:val="8"/>
   </w:num>
 </w:numbering>
 </file>
@@ -19229,7 +20876,6 @@
   <w:style w:type="character" w:default="1" w:styleId="a0">
     <w:name w:val="Default Paragraph Font"/>
     <w:uiPriority w:val="1"/>
-    <w:semiHidden/>
     <w:unhideWhenUsed/>
   </w:style>
   <w:style w:type="table" w:default="1" w:styleId="a1">
@@ -19748,6 +21394,18 @@
       </w:tblBorders>
     </w:tblPr>
   </w:style>
+  <w:style w:type="character" w:styleId="af7">
+    <w:name w:val="Unresolved Mention"/>
+    <w:basedOn w:val="a0"/>
+    <w:uiPriority w:val="99"/>
+    <w:semiHidden/>
+    <w:unhideWhenUsed/>
+    <w:rsid w:val="00B150A7"/>
+    <w:rPr>
+      <w:color w:val="605E5C"/>
+      <w:shd w:val="clear" w:color="auto" w:fill="E1DFDD"/>
+    </w:rPr>
+  </w:style>
 </w:styles>
 </file>
 
